--- a/Отчет/Шаблон титульного лист для отчёта.docx
+++ b/Отчет/Шаблон титульного лист для отчёта.docx
@@ -1,6 +1,6 @@
 
 <file path=word/document.xml><?xml version="1.0" encoding="utf-8"?>
-<w:document xmlns:wpc="http://schemas.microsoft.com/office/word/2010/wordprocessingCanvas" xmlns:cx="http://schemas.microsoft.com/office/drawing/2014/chartex" xmlns:cx1="http://schemas.microsoft.com/office/drawing/2015/9/8/chartex" xmlns:cx2="http://schemas.microsoft.com/office/drawing/2015/10/21/chartex" xmlns:cx3="http://schemas.microsoft.com/office/drawing/2016/5/9/chartex" xmlns:cx4="http://schemas.microsoft.com/office/drawing/2016/5/10/chartex" xmlns:cx5="http://schemas.microsoft.com/office/drawing/2016/5/11/chartex" xmlns:cx6="http://schemas.microsoft.com/office/drawing/2016/5/12/chartex" xmlns:cx7="http://schemas.microsoft.com/office/drawing/2016/5/13/chartex" xmlns:cx8="http://schemas.microsoft.com/office/drawing/2016/5/14/chartex" xmlns:mc="http://schemas.openxmlformats.org/markup-compatibility/2006" xmlns:aink="http://schemas.microsoft.com/office/drawing/2016/ink" xmlns:am3d="http://schemas.microsoft.com/office/drawing/2017/model3d" xmlns:o="urn:schemas-microsoft-com:office:office" xmlns:oel="http://schemas.microsoft.com/office/2019/extlst" xmlns:r="http://schemas.openxmlformats.org/officeDocument/2006/relationships" xmlns:m="http://schemas.openxmlformats.org/officeDocument/2006/math" xmlns:v="urn:schemas-microsoft-com:vml" xmlns:wp14="http://schemas.microsoft.com/office/word/2010/wordprocessingDrawing" xmlns:wp="http://schemas.openxmlformats.org/drawingml/2006/wordprocessingDrawing" xmlns:w10="urn:schemas-microsoft-com:office:word" xmlns:w="http://schemas.openxmlformats.org/wordprocessingml/2006/main" xmlns:w14="http://schemas.microsoft.com/office/word/2010/wordml" xmlns:w15="http://schemas.microsoft.com/office/word/2012/wordml" xmlns:w16cex="http://schemas.microsoft.com/office/word/2018/wordml/cex" xmlns:w16cid="http://schemas.microsoft.com/office/word/2016/wordml/cid" xmlns:w16="http://schemas.microsoft.com/office/word/2018/wordml" xmlns:w16du="http://schemas.microsoft.com/office/word/2023/wordml/word16du" xmlns:w16sdtdh="http://schemas.microsoft.com/office/word/2020/wordml/sdtdatahash" xmlns:w16sdtfl="http://schemas.microsoft.com/office/word/2024/wordml/sdtformatlock" xmlns:w16se="http://schemas.microsoft.com/office/word/2015/wordml/symex" xmlns:wpg="http://schemas.microsoft.com/office/word/2010/wordprocessingGroup" xmlns:wpi="http://schemas.microsoft.com/office/word/2010/wordprocessingInk" xmlns:wne="http://schemas.microsoft.com/office/word/2006/wordml" xmlns:wps="http://schemas.microsoft.com/office/word/2010/wordprocessingShape" mc:Ignorable="w14 w15 w16se w16cid w16 w16cex w16sdtdh w16sdtfl w16du wp14">
+<w:document xmlns:wpc="http://schemas.microsoft.com/office/word/2010/wordprocessingCanvas" xmlns:cx="http://schemas.microsoft.com/office/drawing/2014/chartex" xmlns:cx1="http://schemas.microsoft.com/office/drawing/2015/9/8/chartex" xmlns:mc="http://schemas.openxmlformats.org/markup-compatibility/2006" xmlns:o="urn:schemas-microsoft-com:office:office" xmlns:r="http://schemas.openxmlformats.org/officeDocument/2006/relationships" xmlns:m="http://schemas.openxmlformats.org/officeDocument/2006/math" xmlns:v="urn:schemas-microsoft-com:vml" xmlns:wp14="http://schemas.microsoft.com/office/word/2010/wordprocessingDrawing" xmlns:wp="http://schemas.openxmlformats.org/drawingml/2006/wordprocessingDrawing" xmlns:w10="urn:schemas-microsoft-com:office:word" xmlns:w="http://schemas.openxmlformats.org/wordprocessingml/2006/main" xmlns:w14="http://schemas.microsoft.com/office/word/2010/wordml" xmlns:w15="http://schemas.microsoft.com/office/word/2012/wordml" xmlns:w16se="http://schemas.microsoft.com/office/word/2015/wordml/symex" xmlns:wpg="http://schemas.microsoft.com/office/word/2010/wordprocessingGroup" xmlns:wpi="http://schemas.microsoft.com/office/word/2010/wordprocessingInk" xmlns:wne="http://schemas.microsoft.com/office/word/2006/wordml" xmlns:wps="http://schemas.microsoft.com/office/word/2010/wordprocessingShape" mc:Ignorable="w14 w15 w16se wp14">
   <w:body>
     <w:sdt>
       <w:sdtPr>
@@ -20,12 +20,10 @@
       </w:sdtPr>
       <w:sdtEndPr>
         <w:rPr>
-          <w:rFonts w:asciiTheme="minorHAnsi" w:eastAsiaTheme="minorHAnsi" w:hAnsiTheme="minorHAnsi"/>
-          <w:b w:val="0"/>
-          <w:bCs w:val="0"/>
+          <w:rFonts w:eastAsiaTheme="majorEastAsia" w:cstheme="majorBidi"/>
           <w:snapToGrid/>
-          <w:sz w:val="22"/>
-          <w:szCs w:val="22"/>
+          <w:sz w:val="28"/>
+          <w:szCs w:val="32"/>
         </w:rPr>
       </w:sdtEndPr>
       <w:sdtContent>
@@ -137,6 +135,7 @@
                     <w:snapToGrid w:val="0"/>
                     <w:sz w:val="24"/>
                     <w:szCs w:val="20"/>
+                    <w:lang w:eastAsia="ru-RU"/>
                   </w:rPr>
                   <w:drawing>
                     <wp:anchor distT="0" distB="0" distL="114300" distR="114300" simplePos="0" relativeHeight="251659264" behindDoc="0" locked="0" layoutInCell="1" allowOverlap="1" wp14:anchorId="403D9706" wp14:editId="15D79122">
@@ -531,9 +530,8 @@
               <w:snapToGrid w:val="0"/>
               <w:sz w:val="28"/>
               <w:szCs w:val="28"/>
-              <w:highlight w:val="yellow"/>
-            </w:rPr>
-            <w:t>1</w:t>
+            </w:rPr>
+            <w:t>6,7</w:t>
           </w:r>
         </w:p>
         <w:p>
@@ -542,11 +540,12 @@
             <w:spacing w:after="0" w:line="360" w:lineRule="auto"/>
             <w:jc w:val="center"/>
             <w:rPr>
-              <w:rFonts w:ascii="Times New Roman" w:eastAsia="Times New Roman" w:hAnsi="Times New Roman"/>
-              <w:noProof/>
-              <w:snapToGrid w:val="0"/>
-              <w:sz w:val="28"/>
-              <w:szCs w:val="20"/>
+              <w:rFonts w:ascii="Times New Roman" w:eastAsia="Times New Roman" w:hAnsi="Times New Roman" w:cs="Times New Roman"/>
+              <w:noProof/>
+              <w:snapToGrid w:val="0"/>
+              <w:sz w:val="28"/>
+              <w:szCs w:val="20"/>
+              <w:lang w:eastAsia="ru-RU"/>
             </w:rPr>
           </w:pPr>
           <w:r>
@@ -567,7 +566,6 @@
               <w:snapToGrid w:val="0"/>
               <w:sz w:val="28"/>
               <w:szCs w:val="20"/>
-              <w:highlight w:val="yellow"/>
             </w:rPr>
             <w:t>«</w:t>
           </w:r>
@@ -578,10 +576,34 @@
               <w:snapToGrid w:val="0"/>
               <w:sz w:val="28"/>
               <w:szCs w:val="20"/>
-              <w:highlight w:val="yellow"/>
               <w:lang w:eastAsia="ru-RU"/>
             </w:rPr>
-            <w:t>Здесь указываете название Вашего задания</w:t>
+            <w:t xml:space="preserve">Настройка механики для оружия и настройка отзывчивого </w:t>
+          </w:r>
+        </w:p>
+        <w:p>
+          <w:pPr>
+            <w:widowControl w:val="0"/>
+            <w:spacing w:after="0" w:line="360" w:lineRule="auto"/>
+            <w:jc w:val="center"/>
+            <w:rPr>
+              <w:rFonts w:ascii="Times New Roman" w:eastAsia="Times New Roman" w:hAnsi="Times New Roman"/>
+              <w:noProof/>
+              <w:snapToGrid w:val="0"/>
+              <w:sz w:val="28"/>
+              <w:szCs w:val="20"/>
+            </w:rPr>
+          </w:pPr>
+          <w:r>
+            <w:rPr>
+              <w:rFonts w:ascii="Times New Roman" w:eastAsia="Times New Roman" w:hAnsi="Times New Roman" w:cs="Times New Roman"/>
+              <w:noProof/>
+              <w:snapToGrid w:val="0"/>
+              <w:sz w:val="28"/>
+              <w:szCs w:val="20"/>
+              <w:lang w:eastAsia="ru-RU"/>
+            </w:rPr>
+            <w:t>объекта</w:t>
           </w:r>
           <w:r>
             <w:rPr>
@@ -590,7 +612,60 @@
               <w:snapToGrid w:val="0"/>
               <w:sz w:val="28"/>
               <w:szCs w:val="20"/>
-              <w:highlight w:val="yellow"/>
+            </w:rPr>
+            <w:t>»</w:t>
+          </w:r>
+          <w:r>
+            <w:rPr>
+              <w:rFonts w:ascii="Times New Roman" w:eastAsia="Times New Roman" w:hAnsi="Times New Roman"/>
+              <w:noProof/>
+              <w:snapToGrid w:val="0"/>
+              <w:sz w:val="28"/>
+              <w:szCs w:val="20"/>
+            </w:rPr>
+            <w:t>, «</w:t>
+          </w:r>
+          <w:r>
+            <w:rPr>
+              <w:rFonts w:ascii="Times New Roman" w:eastAsia="Times New Roman" w:hAnsi="Times New Roman"/>
+              <w:noProof/>
+              <w:snapToGrid w:val="0"/>
+              <w:sz w:val="28"/>
+              <w:szCs w:val="20"/>
+            </w:rPr>
+            <w:t xml:space="preserve">Замена грейбокса (моделей объектов) на коллаж </w:t>
+          </w:r>
+        </w:p>
+        <w:p>
+          <w:pPr>
+            <w:widowControl w:val="0"/>
+            <w:spacing w:after="0" w:line="360" w:lineRule="auto"/>
+            <w:jc w:val="center"/>
+            <w:rPr>
+              <w:rFonts w:ascii="Times New Roman" w:eastAsia="Times New Roman" w:hAnsi="Times New Roman"/>
+              <w:noProof/>
+              <w:snapToGrid w:val="0"/>
+              <w:sz w:val="28"/>
+              <w:szCs w:val="20"/>
+            </w:rPr>
+          </w:pPr>
+          <w:r>
+            <w:rPr>
+              <w:rFonts w:ascii="Times New Roman" w:eastAsia="Times New Roman" w:hAnsi="Times New Roman"/>
+              <w:noProof/>
+              <w:snapToGrid w:val="0"/>
+              <w:sz w:val="28"/>
+              <w:szCs w:val="20"/>
+            </w:rPr>
+            <w:t>(изображения) и настройка коллизии (поведение) объекта</w:t>
+          </w:r>
+          <w:r>
+            <w:rPr>
+              <w:rFonts w:ascii="Times New Roman" w:eastAsia="Times New Roman" w:hAnsi="Times New Roman"/>
+              <w:noProof/>
+              <w:snapToGrid w:val="0"/>
+              <w:sz w:val="28"/>
+              <w:szCs w:val="20"/>
             </w:rPr>
             <w:t>»</w:t>
           </w:r>
@@ -677,7 +752,6 @@
               <w:snapToGrid w:val="0"/>
               <w:sz w:val="28"/>
               <w:szCs w:val="20"/>
-              <w:highlight w:val="yellow"/>
             </w:rPr>
             <w:t>БСБО-</w:t>
           </w:r>
@@ -698,9 +772,8 @@
               <w:snapToGrid w:val="0"/>
               <w:sz w:val="28"/>
               <w:szCs w:val="20"/>
-              <w:highlight w:val="yellow"/>
-            </w:rPr>
-            <w:t>0</w:t>
+            </w:rPr>
+            <w:t>3</w:t>
           </w:r>
           <w:r>
             <w:rPr>
@@ -709,7 +782,6 @@
               <w:snapToGrid w:val="0"/>
               <w:sz w:val="28"/>
               <w:szCs w:val="20"/>
-              <w:highlight w:val="yellow"/>
             </w:rPr>
             <w:t>-2</w:t>
           </w:r>
@@ -744,9 +816,8 @@
               <w:snapToGrid w:val="0"/>
               <w:sz w:val="28"/>
               <w:szCs w:val="20"/>
-              <w:highlight w:val="yellow"/>
-            </w:rPr>
-            <w:t>Иванов Иван Иванович</w:t>
+            </w:rPr>
+            <w:t>Синицкая Яна Владимировна</w:t>
           </w:r>
         </w:p>
         <w:p>
@@ -895,95 +966,12 @@
         <w:p>
           <w:pPr>
             <w:widowControl w:val="0"/>
-            <w:tabs>
-              <w:tab w:val="left" w:pos="196"/>
-            </w:tabs>
-            <w:spacing w:after="0" w:line="360" w:lineRule="auto"/>
-            <w:jc w:val="center"/>
-            <w:rPr>
-              <w:rFonts w:ascii="Times New Roman" w:eastAsia="Times New Roman" w:hAnsi="Times New Roman"/>
-              <w:noProof/>
-              <w:snapToGrid w:val="0"/>
-              <w:sz w:val="28"/>
-              <w:szCs w:val="20"/>
-            </w:rPr>
-          </w:pPr>
-        </w:p>
-        <w:p>
-          <w:pPr>
-            <w:widowControl w:val="0"/>
-            <w:tabs>
-              <w:tab w:val="left" w:pos="196"/>
-            </w:tabs>
-            <w:spacing w:after="0" w:line="360" w:lineRule="auto"/>
-            <w:jc w:val="center"/>
-            <w:rPr>
-              <w:rFonts w:ascii="Times New Roman" w:eastAsia="Times New Roman" w:hAnsi="Times New Roman"/>
-              <w:noProof/>
-              <w:snapToGrid w:val="0"/>
-              <w:sz w:val="28"/>
-              <w:szCs w:val="20"/>
-            </w:rPr>
-          </w:pPr>
-        </w:p>
-        <w:p>
-          <w:pPr>
-            <w:widowControl w:val="0"/>
             <w:spacing w:before="120" w:after="0" w:line="360" w:lineRule="auto"/>
             <w:jc w:val="center"/>
             <w:rPr>
               <w:rFonts w:ascii="Times New Roman" w:eastAsia="Times New Roman" w:hAnsi="Times New Roman"/>
               <w:b/>
               <w:bCs/>
-              <w:noProof/>
-              <w:snapToGrid w:val="0"/>
-              <w:sz w:val="28"/>
-              <w:szCs w:val="20"/>
-            </w:rPr>
-          </w:pPr>
-          <w:r>
-            <w:rPr>
-              <w:rFonts w:ascii="Times New Roman" w:eastAsia="Times New Roman" w:hAnsi="Times New Roman"/>
-              <w:b/>
-              <w:bCs/>
-              <w:noProof/>
-              <w:snapToGrid w:val="0"/>
-              <w:sz w:val="28"/>
-              <w:szCs w:val="20"/>
-            </w:rPr>
-            <w:t>Москва, 202</w:t>
-          </w:r>
-          <w:r>
-            <w:rPr>
-              <w:rFonts w:ascii="Times New Roman" w:eastAsia="Times New Roman" w:hAnsi="Times New Roman"/>
-              <w:b/>
-              <w:bCs/>
-              <w:noProof/>
-              <w:snapToGrid w:val="0"/>
-              <w:sz w:val="28"/>
-              <w:szCs w:val="20"/>
-            </w:rPr>
-            <w:t>5</w:t>
-          </w:r>
-          <w:r>
-            <w:rPr>
-              <w:rFonts w:ascii="Times New Roman" w:eastAsia="Times New Roman" w:hAnsi="Times New Roman"/>
-              <w:b/>
-              <w:bCs/>
-              <w:noProof/>
-              <w:snapToGrid w:val="0"/>
-              <w:sz w:val="28"/>
-              <w:szCs w:val="20"/>
-            </w:rPr>
-            <w:t xml:space="preserve"> г.</w:t>
-          </w:r>
-        </w:p>
-        <w:p>
-          <w:pPr>
-            <w:widowControl w:val="0"/>
-            <w:spacing w:before="120" w:after="0" w:line="360" w:lineRule="auto"/>
-            <w:rPr>
-              <w:rFonts w:ascii="Times New Roman" w:eastAsia="Times New Roman" w:hAnsi="Times New Roman"/>
               <w:noProof/>
               <w:snapToGrid w:val="0"/>
               <w:sz w:val="28"/>
@@ -999,10 +987,531 @@
               <w:docGrid w:linePitch="360"/>
             </w:sectPr>
           </w:pPr>
+          <w:r>
+            <w:rPr>
+              <w:rFonts w:ascii="Times New Roman" w:eastAsia="Times New Roman" w:hAnsi="Times New Roman"/>
+              <w:b/>
+              <w:bCs/>
+              <w:noProof/>
+              <w:snapToGrid w:val="0"/>
+              <w:sz w:val="28"/>
+              <w:szCs w:val="20"/>
+            </w:rPr>
+            <w:t>Москва, 202</w:t>
+          </w:r>
+          <w:r>
+            <w:rPr>
+              <w:rFonts w:ascii="Times New Roman" w:eastAsia="Times New Roman" w:hAnsi="Times New Roman"/>
+              <w:b/>
+              <w:bCs/>
+              <w:noProof/>
+              <w:snapToGrid w:val="0"/>
+              <w:sz w:val="28"/>
+              <w:szCs w:val="20"/>
+            </w:rPr>
+            <w:t>5</w:t>
+          </w:r>
+          <w:r>
+            <w:rPr>
+              <w:rFonts w:ascii="Times New Roman" w:eastAsia="Times New Roman" w:hAnsi="Times New Roman"/>
+              <w:b/>
+              <w:bCs/>
+              <w:noProof/>
+              <w:snapToGrid w:val="0"/>
+              <w:sz w:val="28"/>
+              <w:szCs w:val="20"/>
+            </w:rPr>
+            <w:t xml:space="preserve"> г.</w:t>
+          </w:r>
         </w:p>
-        <w:p/>
+        <w:sdt>
+          <w:sdtPr>
+            <w:id w:val="-331616803"/>
+            <w:docPartObj>
+              <w:docPartGallery w:val="Table of Contents"/>
+              <w:docPartUnique/>
+            </w:docPartObj>
+          </w:sdtPr>
+          <w:sdtEndPr>
+            <w:rPr>
+              <w:rFonts w:asciiTheme="minorHAnsi" w:eastAsiaTheme="minorHAnsi" w:hAnsiTheme="minorHAnsi" w:cstheme="minorBidi"/>
+              <w:bCs/>
+              <w:sz w:val="22"/>
+              <w:szCs w:val="22"/>
+              <w:lang w:eastAsia="en-US"/>
+            </w:rPr>
+          </w:sdtEndPr>
+          <w:sdtContent>
+            <w:p>
+              <w:pPr>
+                <w:pStyle w:val="af"/>
+                <w:jc w:val="center"/>
+              </w:pPr>
+              <w:r>
+                <w:t>Оглавление</w:t>
+              </w:r>
+            </w:p>
+            <w:p>
+              <w:pPr>
+                <w:pStyle w:val="11"/>
+                <w:tabs>
+                  <w:tab w:val="right" w:leader="dot" w:pos="10195"/>
+                </w:tabs>
+                <w:rPr>
+                  <w:rFonts w:asciiTheme="minorHAnsi" w:eastAsiaTheme="minorEastAsia" w:hAnsiTheme="minorHAnsi" w:cstheme="minorBidi"/>
+                  <w:noProof/>
+                  <w:sz w:val="22"/>
+                  <w:szCs w:val="22"/>
+                  <w:lang w:eastAsia="ru-RU"/>
+                </w:rPr>
+              </w:pPr>
+              <w:r>
+                <w:fldChar w:fldCharType="begin"/>
+              </w:r>
+              <w:r>
+                <w:instrText xml:space="preserve"> TOC \o "1-3" \h \z \u </w:instrText>
+              </w:r>
+              <w:r>
+                <w:fldChar w:fldCharType="separate"/>
+              </w:r>
+              <w:hyperlink w:anchor="_Toc194504636" w:history="1">
+                <w:r>
+                  <w:rPr>
+                    <w:rStyle w:val="a4"/>
+                    <w:noProof/>
+                  </w:rPr>
+                  <w:t>Цель работы</w:t>
+                </w:r>
+                <w:r>
+                  <w:rPr>
+                    <w:noProof/>
+                    <w:webHidden/>
+                  </w:rPr>
+                  <w:tab/>
+                </w:r>
+                <w:r>
+                  <w:rPr>
+                    <w:noProof/>
+                    <w:webHidden/>
+                  </w:rPr>
+                  <w:fldChar w:fldCharType="begin"/>
+                </w:r>
+                <w:r>
+                  <w:rPr>
+                    <w:noProof/>
+                    <w:webHidden/>
+                  </w:rPr>
+                  <w:instrText xml:space="preserve"> PAGEREF _Toc194504636 \h </w:instrText>
+                </w:r>
+                <w:r>
+                  <w:rPr>
+                    <w:noProof/>
+                    <w:webHidden/>
+                  </w:rPr>
+                </w:r>
+                <w:r>
+                  <w:rPr>
+                    <w:noProof/>
+                    <w:webHidden/>
+                  </w:rPr>
+                  <w:fldChar w:fldCharType="separate"/>
+                </w:r>
+                <w:r>
+                  <w:rPr>
+                    <w:noProof/>
+                    <w:webHidden/>
+                  </w:rPr>
+                  <w:t>2</w:t>
+                </w:r>
+                <w:r>
+                  <w:rPr>
+                    <w:noProof/>
+                    <w:webHidden/>
+                  </w:rPr>
+                  <w:fldChar w:fldCharType="end"/>
+                </w:r>
+              </w:hyperlink>
+            </w:p>
+            <w:p>
+              <w:pPr>
+                <w:pStyle w:val="11"/>
+                <w:tabs>
+                  <w:tab w:val="right" w:leader="dot" w:pos="10195"/>
+                </w:tabs>
+                <w:rPr>
+                  <w:rFonts w:asciiTheme="minorHAnsi" w:eastAsiaTheme="minorEastAsia" w:hAnsiTheme="minorHAnsi" w:cstheme="minorBidi"/>
+                  <w:noProof/>
+                  <w:sz w:val="22"/>
+                  <w:szCs w:val="22"/>
+                  <w:lang w:eastAsia="ru-RU"/>
+                </w:rPr>
+              </w:pPr>
+              <w:hyperlink w:anchor="_Toc194504637" w:history="1">
+                <w:r>
+                  <w:rPr>
+                    <w:rStyle w:val="a4"/>
+                    <w:noProof/>
+                  </w:rPr>
+                  <w:t>Задание</w:t>
+                </w:r>
+                <w:r>
+                  <w:rPr>
+                    <w:noProof/>
+                    <w:webHidden/>
+                  </w:rPr>
+                  <w:tab/>
+                </w:r>
+                <w:r>
+                  <w:rPr>
+                    <w:noProof/>
+                    <w:webHidden/>
+                  </w:rPr>
+                  <w:fldChar w:fldCharType="begin"/>
+                </w:r>
+                <w:r>
+                  <w:rPr>
+                    <w:noProof/>
+                    <w:webHidden/>
+                  </w:rPr>
+                  <w:instrText xml:space="preserve"> PAGEREF _Toc194504637 \h </w:instrText>
+                </w:r>
+                <w:r>
+                  <w:rPr>
+                    <w:noProof/>
+                    <w:webHidden/>
+                  </w:rPr>
+                </w:r>
+                <w:r>
+                  <w:rPr>
+                    <w:noProof/>
+                    <w:webHidden/>
+                  </w:rPr>
+                  <w:fldChar w:fldCharType="separate"/>
+                </w:r>
+                <w:r>
+                  <w:rPr>
+                    <w:noProof/>
+                    <w:webHidden/>
+                  </w:rPr>
+                  <w:t>2</w:t>
+                </w:r>
+                <w:r>
+                  <w:rPr>
+                    <w:noProof/>
+                    <w:webHidden/>
+                  </w:rPr>
+                  <w:fldChar w:fldCharType="end"/>
+                </w:r>
+              </w:hyperlink>
+            </w:p>
+            <w:p>
+              <w:r>
+                <w:rPr>
+                  <w:rFonts w:ascii="Times New Roman" w:hAnsi="Times New Roman" w:cs="Times New Roman"/>
+                  <w:sz w:val="28"/>
+                  <w:szCs w:val="28"/>
+                </w:rPr>
+                <w:fldChar w:fldCharType="end"/>
+              </w:r>
+            </w:p>
+          </w:sdtContent>
+        </w:sdt>
+        <w:p>
+          <w:pPr>
+            <w:rPr>
+              <w:rFonts w:ascii="Times New Roman" w:eastAsiaTheme="majorEastAsia" w:hAnsi="Times New Roman" w:cstheme="majorBidi"/>
+              <w:b/>
+              <w:bCs/>
+              <w:sz w:val="28"/>
+              <w:szCs w:val="32"/>
+            </w:rPr>
+          </w:pPr>
+          <w:r>
+            <w:br w:type="page"/>
+          </w:r>
+        </w:p>
+        <w:p>
+          <w:pPr>
+            <w:pStyle w:val="af2"/>
+          </w:pPr>
+          <w:bookmarkStart w:id="0" w:name="_Toc194504636"/>
+          <w:r>
+            <w:lastRenderedPageBreak/>
+            <w:t>Цель работы</w:t>
+          </w:r>
+        </w:p>
       </w:sdtContent>
     </w:sdt>
+    <w:bookmarkEnd w:id="0" w:displacedByCustomXml="prev"/>
+    <w:p>
+      <w:pPr>
+        <w:pStyle w:val="af0"/>
+      </w:pPr>
+      <w:r>
+        <w:t xml:space="preserve">Цель данной работы — </w:t>
+      </w:r>
+      <w:r>
+        <w:t>настройка механики для оружия,</w:t>
+      </w:r>
+      <w:r>
+        <w:t xml:space="preserve"> </w:t>
+      </w:r>
+      <w:r>
+        <w:t xml:space="preserve">отзывчивых объектов, </w:t>
+      </w:r>
+      <w:proofErr w:type="spellStart"/>
+      <w:r>
+        <w:t>коллизей</w:t>
+      </w:r>
+      <w:proofErr w:type="spellEnd"/>
+      <w:r>
+        <w:t xml:space="preserve"> объектов, а также замена </w:t>
+      </w:r>
+      <w:proofErr w:type="spellStart"/>
+      <w:r>
+        <w:t>грейбокса</w:t>
+      </w:r>
+      <w:proofErr w:type="spellEnd"/>
+      <w:r>
+        <w:t xml:space="preserve"> на коллаж.</w:t>
+      </w:r>
+    </w:p>
+    <w:p>
+      <w:pPr>
+        <w:pStyle w:val="af2"/>
+      </w:pPr>
+      <w:bookmarkStart w:id="1" w:name="_Toc194504637"/>
+      <w:r>
+        <w:t>Задание</w:t>
+      </w:r>
+      <w:bookmarkEnd w:id="1"/>
+    </w:p>
+    <w:p>
+      <w:pPr>
+        <w:pStyle w:val="af0"/>
+      </w:pPr>
+      <w:r>
+        <w:t>В ходе работы необходимо выполнить следующие задание:</w:t>
+      </w:r>
+    </w:p>
+    <w:p>
+      <w:pPr>
+        <w:pStyle w:val="af0"/>
+        <w:numPr>
+          <w:ilvl w:val="0"/>
+          <w:numId w:val="12"/>
+        </w:numPr>
+      </w:pPr>
+      <w:r>
+        <w:t>посмотреть вид</w:t>
+      </w:r>
+      <w:r>
+        <w:t>еоматериалы по данному заданию;</w:t>
+      </w:r>
+    </w:p>
+    <w:p>
+      <w:pPr>
+        <w:pStyle w:val="af0"/>
+        <w:numPr>
+          <w:ilvl w:val="0"/>
+          <w:numId w:val="12"/>
+        </w:numPr>
+      </w:pPr>
+      <w:r>
+        <w:t xml:space="preserve">добавить в проект поддержку XR технологии, импортировав плагин </w:t>
+      </w:r>
+      <w:proofErr w:type="spellStart"/>
+      <w:r>
+        <w:t>Open</w:t>
+      </w:r>
+      <w:proofErr w:type="spellEnd"/>
+      <w:r>
+        <w:t xml:space="preserve"> XR;</w:t>
+      </w:r>
+    </w:p>
+    <w:p>
+      <w:pPr>
+        <w:pStyle w:val="af0"/>
+        <w:numPr>
+          <w:ilvl w:val="0"/>
+          <w:numId w:val="12"/>
+        </w:numPr>
+      </w:pPr>
+      <w:r>
+        <w:t>добавить на сцену главный объект, который будет считаться игроком, настроить его;</w:t>
+      </w:r>
+    </w:p>
+    <w:p>
+      <w:pPr>
+        <w:pStyle w:val="af0"/>
+        <w:numPr>
+          <w:ilvl w:val="0"/>
+          <w:numId w:val="12"/>
+        </w:numPr>
+      </w:pPr>
+      <w:r>
+        <w:t>добавить руки и анимацию к ним;</w:t>
+      </w:r>
+    </w:p>
+    <w:p>
+      <w:pPr>
+        <w:pStyle w:val="af0"/>
+        <w:numPr>
+          <w:ilvl w:val="0"/>
+          <w:numId w:val="12"/>
+        </w:numPr>
+      </w:pPr>
+      <w:r>
+        <w:t>добавить интерактивные объекты на сцену, настроить их физику и коллизию;</w:t>
+      </w:r>
+    </w:p>
+    <w:p>
+      <w:pPr>
+        <w:pStyle w:val="af0"/>
+        <w:numPr>
+          <w:ilvl w:val="0"/>
+          <w:numId w:val="12"/>
+        </w:numPr>
+      </w:pPr>
+      <w:r>
+        <w:t>осуществить возможность взятия объекта в руки;</w:t>
+      </w:r>
+    </w:p>
+    <w:p>
+      <w:pPr>
+        <w:pStyle w:val="af0"/>
+        <w:numPr>
+          <w:ilvl w:val="0"/>
+          <w:numId w:val="12"/>
+        </w:numPr>
+      </w:pPr>
+      <w:r>
+        <w:t xml:space="preserve">заменить </w:t>
+      </w:r>
+      <w:proofErr w:type="spellStart"/>
+      <w:r>
+        <w:t>грейбокс</w:t>
+      </w:r>
+      <w:proofErr w:type="spellEnd"/>
+      <w:r>
+        <w:t xml:space="preserve"> объекта на модель;</w:t>
+      </w:r>
+    </w:p>
+    <w:p>
+      <w:pPr>
+        <w:pStyle w:val="af0"/>
+        <w:numPr>
+          <w:ilvl w:val="0"/>
+          <w:numId w:val="12"/>
+        </w:numPr>
+      </w:pPr>
+      <w:r>
+        <w:t>реализовать реакцию игрового мира на взаимодействие игрока с интерактивным объектом;</w:t>
+      </w:r>
+    </w:p>
+    <w:p>
+      <w:pPr>
+        <w:pStyle w:val="af0"/>
+        <w:numPr>
+          <w:ilvl w:val="0"/>
+          <w:numId w:val="12"/>
+        </w:numPr>
+      </w:pPr>
+      <w:r>
+        <w:t>добавить ещё несколько интерактивных объектов;</w:t>
+      </w:r>
+    </w:p>
+    <w:p>
+      <w:pPr>
+        <w:pStyle w:val="af0"/>
+        <w:numPr>
+          <w:ilvl w:val="0"/>
+          <w:numId w:val="12"/>
+        </w:numPr>
+      </w:pPr>
+      <w:r>
+        <w:t xml:space="preserve"> </w:t>
+      </w:r>
+      <w:r>
+        <w:t>проверить работоспособность;</w:t>
+      </w:r>
+    </w:p>
+    <w:p>
+      <w:pPr>
+        <w:pStyle w:val="af2"/>
+      </w:pPr>
+      <w:r>
+        <w:t>Теоретическая часть</w:t>
+      </w:r>
+    </w:p>
+    <w:p>
+      <w:pPr>
+        <w:pStyle w:val="af0"/>
+      </w:pPr>
+      <w:r>
+        <w:t xml:space="preserve">Игровая механика, или механизм — способ взаимодействия с игровыми объектами в рамках установленных ограничений игры. Взаимодействие изменяет состояние игры, что влияет на последующие решения игрока. </w:t>
+      </w:r>
+    </w:p>
+    <w:p>
+      <w:pPr>
+        <w:pStyle w:val="af0"/>
+      </w:pPr>
+      <w:r>
+        <w:t>Любая игра начинается с игровой механики как основного инструмента взаимодействия с объектами в установленных ограничениях.</w:t>
+      </w:r>
+    </w:p>
+    <w:p>
+      <w:pPr>
+        <w:pStyle w:val="af2"/>
+      </w:pPr>
+      <w:r>
+        <w:t>Ход выпол</w:t>
+      </w:r>
+      <w:bookmarkStart w:id="2" w:name="_GoBack"/>
+      <w:bookmarkEnd w:id="2"/>
+      <w:r>
+        <w:t>нения</w:t>
+      </w:r>
+    </w:p>
+    <w:p>
+      <w:pPr>
+        <w:pStyle w:val="af0"/>
+      </w:pPr>
+      <w:r>
+        <w:t>Чтобы настроить механики оружи</w:t>
+      </w:r>
+      <w:r>
+        <w:t>я и отзывчивость объектов окружения нужно (</w:t>
+      </w:r>
+      <w:r>
+        <w:t>названия следующих заголовков 2</w:t>
+      </w:r>
+      <w:r>
+        <w:t>)</w:t>
+      </w:r>
+    </w:p>
+    <w:p>
+      <w:pPr>
+        <w:pStyle w:val="22"/>
+      </w:pPr>
+      <w:r>
+        <w:t>Управление рук и перемещение игрока</w:t>
+      </w:r>
+    </w:p>
+    <w:p>
+      <w:pPr>
+        <w:pStyle w:val="af0"/>
+      </w:pPr>
+      <w:r>
+        <w:t xml:space="preserve">Как основа механики перемещения и управления рук </w:t>
+      </w:r>
+      <w:r>
+        <w:t xml:space="preserve">был </w:t>
+      </w:r>
+      <w:r>
+        <w:t xml:space="preserve"> </w:t>
+      </w:r>
+    </w:p>
     <w:sectPr>
       <w:footerReference w:type="default" r:id="rId10"/>
       <w:pgSz w:w="11906" w:h="16838"/>
@@ -1016,7 +1525,7 @@
 </file>
 
 <file path=word/endnotes.xml><?xml version="1.0" encoding="utf-8"?>
-<w:endnotes xmlns:wpc="http://schemas.microsoft.com/office/word/2010/wordprocessingCanvas" xmlns:cx="http://schemas.microsoft.com/office/drawing/2014/chartex" xmlns:cx1="http://schemas.microsoft.com/office/drawing/2015/9/8/chartex" xmlns:cx2="http://schemas.microsoft.com/office/drawing/2015/10/21/chartex" xmlns:cx3="http://schemas.microsoft.com/office/drawing/2016/5/9/chartex" xmlns:cx4="http://schemas.microsoft.com/office/drawing/2016/5/10/chartex" xmlns:cx5="http://schemas.microsoft.com/office/drawing/2016/5/11/chartex" xmlns:cx6="http://schemas.microsoft.com/office/drawing/2016/5/12/chartex" xmlns:cx7="http://schemas.microsoft.com/office/drawing/2016/5/13/chartex" xmlns:cx8="http://schemas.microsoft.com/office/drawing/2016/5/14/chartex" xmlns:mc="http://schemas.openxmlformats.org/markup-compatibility/2006" xmlns:aink="http://schemas.microsoft.com/office/drawing/2016/ink" xmlns:am3d="http://schemas.microsoft.com/office/drawing/2017/model3d" xmlns:o="urn:schemas-microsoft-com:office:office" xmlns:oel="http://schemas.microsoft.com/office/2019/extlst" xmlns:r="http://schemas.openxmlformats.org/officeDocument/2006/relationships" xmlns:m="http://schemas.openxmlformats.org/officeDocument/2006/math" xmlns:v="urn:schemas-microsoft-com:vml" xmlns:wp14="http://schemas.microsoft.com/office/word/2010/wordprocessingDrawing" xmlns:wp="http://schemas.openxmlformats.org/drawingml/2006/wordprocessingDrawing" xmlns:w10="urn:schemas-microsoft-com:office:word" xmlns:w="http://schemas.openxmlformats.org/wordprocessingml/2006/main" xmlns:w14="http://schemas.microsoft.com/office/word/2010/wordml" xmlns:w15="http://schemas.microsoft.com/office/word/2012/wordml" xmlns:w16cex="http://schemas.microsoft.com/office/word/2018/wordml/cex" xmlns:w16cid="http://schemas.microsoft.com/office/word/2016/wordml/cid" xmlns:w16="http://schemas.microsoft.com/office/word/2018/wordml" xmlns:w16du="http://schemas.microsoft.com/office/word/2023/wordml/word16du" xmlns:w16sdtdh="http://schemas.microsoft.com/office/word/2020/wordml/sdtdatahash" xmlns:w16sdtfl="http://schemas.microsoft.com/office/word/2024/wordml/sdtformatlock" xmlns:w16se="http://schemas.microsoft.com/office/word/2015/wordml/symex" xmlns:wpg="http://schemas.microsoft.com/office/word/2010/wordprocessingGroup" xmlns:wpi="http://schemas.microsoft.com/office/word/2010/wordprocessingInk" xmlns:wne="http://schemas.microsoft.com/office/word/2006/wordml" xmlns:wps="http://schemas.microsoft.com/office/word/2010/wordprocessingShape" mc:Ignorable="w14 w15 w16se w16cid w16 w16cex w16sdtdh w16sdtfl w16du wp14">
+<w:endnotes xmlns:wpc="http://schemas.microsoft.com/office/word/2010/wordprocessingCanvas" xmlns:cx="http://schemas.microsoft.com/office/drawing/2014/chartex" xmlns:cx1="http://schemas.microsoft.com/office/drawing/2015/9/8/chartex" xmlns:mc="http://schemas.openxmlformats.org/markup-compatibility/2006" xmlns:o="urn:schemas-microsoft-com:office:office" xmlns:r="http://schemas.openxmlformats.org/officeDocument/2006/relationships" xmlns:m="http://schemas.openxmlformats.org/officeDocument/2006/math" xmlns:v="urn:schemas-microsoft-com:vml" xmlns:wp14="http://schemas.microsoft.com/office/word/2010/wordprocessingDrawing" xmlns:wp="http://schemas.openxmlformats.org/drawingml/2006/wordprocessingDrawing" xmlns:w10="urn:schemas-microsoft-com:office:word" xmlns:w="http://schemas.openxmlformats.org/wordprocessingml/2006/main" xmlns:w14="http://schemas.microsoft.com/office/word/2010/wordml" xmlns:w15="http://schemas.microsoft.com/office/word/2012/wordml" xmlns:w16se="http://schemas.microsoft.com/office/word/2015/wordml/symex" xmlns:wpg="http://schemas.microsoft.com/office/word/2010/wordprocessingGroup" xmlns:wpi="http://schemas.microsoft.com/office/word/2010/wordprocessingInk" xmlns:wne="http://schemas.microsoft.com/office/word/2006/wordml" xmlns:wps="http://schemas.microsoft.com/office/word/2010/wordprocessingShape" mc:Ignorable="w14 w15 w16se wp14">
   <w:endnote w:type="separator" w:id="-1">
     <w:p>
       <w:pPr>
@@ -1041,7 +1550,7 @@
 </file>
 
 <file path=word/footer1.xml><?xml version="1.0" encoding="utf-8"?>
-<w:ftr xmlns:wpc="http://schemas.microsoft.com/office/word/2010/wordprocessingCanvas" xmlns:cx="http://schemas.microsoft.com/office/drawing/2014/chartex" xmlns:cx1="http://schemas.microsoft.com/office/drawing/2015/9/8/chartex" xmlns:cx2="http://schemas.microsoft.com/office/drawing/2015/10/21/chartex" xmlns:cx3="http://schemas.microsoft.com/office/drawing/2016/5/9/chartex" xmlns:cx4="http://schemas.microsoft.com/office/drawing/2016/5/10/chartex" xmlns:cx5="http://schemas.microsoft.com/office/drawing/2016/5/11/chartex" xmlns:cx6="http://schemas.microsoft.com/office/drawing/2016/5/12/chartex" xmlns:cx7="http://schemas.microsoft.com/office/drawing/2016/5/13/chartex" xmlns:cx8="http://schemas.microsoft.com/office/drawing/2016/5/14/chartex" xmlns:mc="http://schemas.openxmlformats.org/markup-compatibility/2006" xmlns:aink="http://schemas.microsoft.com/office/drawing/2016/ink" xmlns:am3d="http://schemas.microsoft.com/office/drawing/2017/model3d" xmlns:o="urn:schemas-microsoft-com:office:office" xmlns:oel="http://schemas.microsoft.com/office/2019/extlst" xmlns:r="http://schemas.openxmlformats.org/officeDocument/2006/relationships" xmlns:m="http://schemas.openxmlformats.org/officeDocument/2006/math" xmlns:v="urn:schemas-microsoft-com:vml" xmlns:wp14="http://schemas.microsoft.com/office/word/2010/wordprocessingDrawing" xmlns:wp="http://schemas.openxmlformats.org/drawingml/2006/wordprocessingDrawing" xmlns:w10="urn:schemas-microsoft-com:office:word" xmlns:w="http://schemas.openxmlformats.org/wordprocessingml/2006/main" xmlns:w14="http://schemas.microsoft.com/office/word/2010/wordml" xmlns:w15="http://schemas.microsoft.com/office/word/2012/wordml" xmlns:w16cex="http://schemas.microsoft.com/office/word/2018/wordml/cex" xmlns:w16cid="http://schemas.microsoft.com/office/word/2016/wordml/cid" xmlns:w16="http://schemas.microsoft.com/office/word/2018/wordml" xmlns:w16du="http://schemas.microsoft.com/office/word/2023/wordml/word16du" xmlns:w16sdtdh="http://schemas.microsoft.com/office/word/2020/wordml/sdtdatahash" xmlns:w16sdtfl="http://schemas.microsoft.com/office/word/2024/wordml/sdtformatlock" xmlns:w16se="http://schemas.microsoft.com/office/word/2015/wordml/symex" xmlns:wpg="http://schemas.microsoft.com/office/word/2010/wordprocessingGroup" xmlns:wpi="http://schemas.microsoft.com/office/word/2010/wordprocessingInk" xmlns:wne="http://schemas.microsoft.com/office/word/2006/wordml" xmlns:wps="http://schemas.microsoft.com/office/word/2010/wordprocessingShape" mc:Ignorable="w14 w15 w16se w16cid w16 w16cex w16sdtdh w16sdtfl w16du wp14">
+<w:ftr xmlns:wpc="http://schemas.microsoft.com/office/word/2010/wordprocessingCanvas" xmlns:cx="http://schemas.microsoft.com/office/drawing/2014/chartex" xmlns:cx1="http://schemas.microsoft.com/office/drawing/2015/9/8/chartex" xmlns:mc="http://schemas.openxmlformats.org/markup-compatibility/2006" xmlns:o="urn:schemas-microsoft-com:office:office" xmlns:r="http://schemas.openxmlformats.org/officeDocument/2006/relationships" xmlns:m="http://schemas.openxmlformats.org/officeDocument/2006/math" xmlns:v="urn:schemas-microsoft-com:vml" xmlns:wp14="http://schemas.microsoft.com/office/word/2010/wordprocessingDrawing" xmlns:wp="http://schemas.openxmlformats.org/drawingml/2006/wordprocessingDrawing" xmlns:w10="urn:schemas-microsoft-com:office:word" xmlns:w="http://schemas.openxmlformats.org/wordprocessingml/2006/main" xmlns:w14="http://schemas.microsoft.com/office/word/2010/wordml" xmlns:w15="http://schemas.microsoft.com/office/word/2012/wordml" xmlns:w16se="http://schemas.microsoft.com/office/word/2015/wordml/symex" xmlns:wpg="http://schemas.microsoft.com/office/word/2010/wordprocessingGroup" xmlns:wpi="http://schemas.microsoft.com/office/word/2010/wordprocessingInk" xmlns:wne="http://schemas.microsoft.com/office/word/2006/wordml" xmlns:wps="http://schemas.microsoft.com/office/word/2010/wordprocessingShape" mc:Ignorable="w14 w15 w16se wp14">
   <w:sdt>
     <w:sdtPr>
       <w:rPr>
@@ -1101,7 +1610,7 @@
             <w:sz w:val="28"/>
             <w:szCs w:val="28"/>
           </w:rPr>
-          <w:t>2</w:t>
+          <w:t>3</w:t>
         </w:r>
         <w:r>
           <w:rPr>
@@ -1118,7 +1627,7 @@
 </file>
 
 <file path=word/footer2.xml><?xml version="1.0" encoding="utf-8"?>
-<w:ftr xmlns:wpc="http://schemas.microsoft.com/office/word/2010/wordprocessingCanvas" xmlns:cx="http://schemas.microsoft.com/office/drawing/2014/chartex" xmlns:cx1="http://schemas.microsoft.com/office/drawing/2015/9/8/chartex" xmlns:cx2="http://schemas.microsoft.com/office/drawing/2015/10/21/chartex" xmlns:cx3="http://schemas.microsoft.com/office/drawing/2016/5/9/chartex" xmlns:cx4="http://schemas.microsoft.com/office/drawing/2016/5/10/chartex" xmlns:cx5="http://schemas.microsoft.com/office/drawing/2016/5/11/chartex" xmlns:cx6="http://schemas.microsoft.com/office/drawing/2016/5/12/chartex" xmlns:cx7="http://schemas.microsoft.com/office/drawing/2016/5/13/chartex" xmlns:cx8="http://schemas.microsoft.com/office/drawing/2016/5/14/chartex" xmlns:mc="http://schemas.openxmlformats.org/markup-compatibility/2006" xmlns:aink="http://schemas.microsoft.com/office/drawing/2016/ink" xmlns:am3d="http://schemas.microsoft.com/office/drawing/2017/model3d" xmlns:o="urn:schemas-microsoft-com:office:office" xmlns:oel="http://schemas.microsoft.com/office/2019/extlst" xmlns:r="http://schemas.openxmlformats.org/officeDocument/2006/relationships" xmlns:m="http://schemas.openxmlformats.org/officeDocument/2006/math" xmlns:v="urn:schemas-microsoft-com:vml" xmlns:wp14="http://schemas.microsoft.com/office/word/2010/wordprocessingDrawing" xmlns:wp="http://schemas.openxmlformats.org/drawingml/2006/wordprocessingDrawing" xmlns:w10="urn:schemas-microsoft-com:office:word" xmlns:w="http://schemas.openxmlformats.org/wordprocessingml/2006/main" xmlns:w14="http://schemas.microsoft.com/office/word/2010/wordml" xmlns:w15="http://schemas.microsoft.com/office/word/2012/wordml" xmlns:w16cex="http://schemas.microsoft.com/office/word/2018/wordml/cex" xmlns:w16cid="http://schemas.microsoft.com/office/word/2016/wordml/cid" xmlns:w16="http://schemas.microsoft.com/office/word/2018/wordml" xmlns:w16du="http://schemas.microsoft.com/office/word/2023/wordml/word16du" xmlns:w16sdtdh="http://schemas.microsoft.com/office/word/2020/wordml/sdtdatahash" xmlns:w16sdtfl="http://schemas.microsoft.com/office/word/2024/wordml/sdtformatlock" xmlns:w16se="http://schemas.microsoft.com/office/word/2015/wordml/symex" xmlns:wpg="http://schemas.microsoft.com/office/word/2010/wordprocessingGroup" xmlns:wpi="http://schemas.microsoft.com/office/word/2010/wordprocessingInk" xmlns:wne="http://schemas.microsoft.com/office/word/2006/wordml" xmlns:wps="http://schemas.microsoft.com/office/word/2010/wordprocessingShape" mc:Ignorable="w14 w15 w16se w16cid w16 w16cex w16sdtdh w16sdtfl w16du wp14">
+<w:ftr xmlns:wpc="http://schemas.microsoft.com/office/word/2010/wordprocessingCanvas" xmlns:cx="http://schemas.microsoft.com/office/drawing/2014/chartex" xmlns:cx1="http://schemas.microsoft.com/office/drawing/2015/9/8/chartex" xmlns:mc="http://schemas.openxmlformats.org/markup-compatibility/2006" xmlns:o="urn:schemas-microsoft-com:office:office" xmlns:r="http://schemas.openxmlformats.org/officeDocument/2006/relationships" xmlns:m="http://schemas.openxmlformats.org/officeDocument/2006/math" xmlns:v="urn:schemas-microsoft-com:vml" xmlns:wp14="http://schemas.microsoft.com/office/word/2010/wordprocessingDrawing" xmlns:wp="http://schemas.openxmlformats.org/drawingml/2006/wordprocessingDrawing" xmlns:w10="urn:schemas-microsoft-com:office:word" xmlns:w="http://schemas.openxmlformats.org/wordprocessingml/2006/main" xmlns:w14="http://schemas.microsoft.com/office/word/2010/wordml" xmlns:w15="http://schemas.microsoft.com/office/word/2012/wordml" xmlns:w16se="http://schemas.microsoft.com/office/word/2015/wordml/symex" xmlns:wpg="http://schemas.microsoft.com/office/word/2010/wordprocessingGroup" xmlns:wpi="http://schemas.microsoft.com/office/word/2010/wordprocessingInk" xmlns:wne="http://schemas.microsoft.com/office/word/2006/wordml" xmlns:wps="http://schemas.microsoft.com/office/word/2010/wordprocessingShape" mc:Ignorable="w14 w15 w16se wp14">
   <w:p>
     <w:pPr>
       <w:pStyle w:val="a7"/>
@@ -1133,7 +1642,7 @@
 </file>
 
 <file path=word/footnotes.xml><?xml version="1.0" encoding="utf-8"?>
-<w:footnotes xmlns:wpc="http://schemas.microsoft.com/office/word/2010/wordprocessingCanvas" xmlns:cx="http://schemas.microsoft.com/office/drawing/2014/chartex" xmlns:cx1="http://schemas.microsoft.com/office/drawing/2015/9/8/chartex" xmlns:cx2="http://schemas.microsoft.com/office/drawing/2015/10/21/chartex" xmlns:cx3="http://schemas.microsoft.com/office/drawing/2016/5/9/chartex" xmlns:cx4="http://schemas.microsoft.com/office/drawing/2016/5/10/chartex" xmlns:cx5="http://schemas.microsoft.com/office/drawing/2016/5/11/chartex" xmlns:cx6="http://schemas.microsoft.com/office/drawing/2016/5/12/chartex" xmlns:cx7="http://schemas.microsoft.com/office/drawing/2016/5/13/chartex" xmlns:cx8="http://schemas.microsoft.com/office/drawing/2016/5/14/chartex" xmlns:mc="http://schemas.openxmlformats.org/markup-compatibility/2006" xmlns:aink="http://schemas.microsoft.com/office/drawing/2016/ink" xmlns:am3d="http://schemas.microsoft.com/office/drawing/2017/model3d" xmlns:o="urn:schemas-microsoft-com:office:office" xmlns:oel="http://schemas.microsoft.com/office/2019/extlst" xmlns:r="http://schemas.openxmlformats.org/officeDocument/2006/relationships" xmlns:m="http://schemas.openxmlformats.org/officeDocument/2006/math" xmlns:v="urn:schemas-microsoft-com:vml" xmlns:wp14="http://schemas.microsoft.com/office/word/2010/wordprocessingDrawing" xmlns:wp="http://schemas.openxmlformats.org/drawingml/2006/wordprocessingDrawing" xmlns:w10="urn:schemas-microsoft-com:office:word" xmlns:w="http://schemas.openxmlformats.org/wordprocessingml/2006/main" xmlns:w14="http://schemas.microsoft.com/office/word/2010/wordml" xmlns:w15="http://schemas.microsoft.com/office/word/2012/wordml" xmlns:w16cex="http://schemas.microsoft.com/office/word/2018/wordml/cex" xmlns:w16cid="http://schemas.microsoft.com/office/word/2016/wordml/cid" xmlns:w16="http://schemas.microsoft.com/office/word/2018/wordml" xmlns:w16du="http://schemas.microsoft.com/office/word/2023/wordml/word16du" xmlns:w16sdtdh="http://schemas.microsoft.com/office/word/2020/wordml/sdtdatahash" xmlns:w16sdtfl="http://schemas.microsoft.com/office/word/2024/wordml/sdtformatlock" xmlns:w16se="http://schemas.microsoft.com/office/word/2015/wordml/symex" xmlns:wpg="http://schemas.microsoft.com/office/word/2010/wordprocessingGroup" xmlns:wpi="http://schemas.microsoft.com/office/word/2010/wordprocessingInk" xmlns:wne="http://schemas.microsoft.com/office/word/2006/wordml" xmlns:wps="http://schemas.microsoft.com/office/word/2010/wordprocessingShape" mc:Ignorable="w14 w15 w16se w16cid w16 w16cex w16sdtdh w16sdtfl w16du wp14">
+<w:footnotes xmlns:wpc="http://schemas.microsoft.com/office/word/2010/wordprocessingCanvas" xmlns:cx="http://schemas.microsoft.com/office/drawing/2014/chartex" xmlns:cx1="http://schemas.microsoft.com/office/drawing/2015/9/8/chartex" xmlns:mc="http://schemas.openxmlformats.org/markup-compatibility/2006" xmlns:o="urn:schemas-microsoft-com:office:office" xmlns:r="http://schemas.openxmlformats.org/officeDocument/2006/relationships" xmlns:m="http://schemas.openxmlformats.org/officeDocument/2006/math" xmlns:v="urn:schemas-microsoft-com:vml" xmlns:wp14="http://schemas.microsoft.com/office/word/2010/wordprocessingDrawing" xmlns:wp="http://schemas.openxmlformats.org/drawingml/2006/wordprocessingDrawing" xmlns:w10="urn:schemas-microsoft-com:office:word" xmlns:w="http://schemas.openxmlformats.org/wordprocessingml/2006/main" xmlns:w14="http://schemas.microsoft.com/office/word/2010/wordml" xmlns:w15="http://schemas.microsoft.com/office/word/2012/wordml" xmlns:w16se="http://schemas.microsoft.com/office/word/2015/wordml/symex" xmlns:wpg="http://schemas.microsoft.com/office/word/2010/wordprocessingGroup" xmlns:wpi="http://schemas.microsoft.com/office/word/2010/wordprocessingInk" xmlns:wne="http://schemas.microsoft.com/office/word/2006/wordml" xmlns:wps="http://schemas.microsoft.com/office/word/2010/wordprocessingShape" mc:Ignorable="w14 w15 w16se wp14">
   <w:footnote w:type="separator" w:id="-1">
     <w:p>
       <w:pPr>
@@ -1158,7 +1667,7 @@
 </file>
 
 <file path=word/numbering.xml><?xml version="1.0" encoding="utf-8"?>
-<w:numbering xmlns:wpc="http://schemas.microsoft.com/office/word/2010/wordprocessingCanvas" xmlns:cx="http://schemas.microsoft.com/office/drawing/2014/chartex" xmlns:cx1="http://schemas.microsoft.com/office/drawing/2015/9/8/chartex" xmlns:cx2="http://schemas.microsoft.com/office/drawing/2015/10/21/chartex" xmlns:cx3="http://schemas.microsoft.com/office/drawing/2016/5/9/chartex" xmlns:cx4="http://schemas.microsoft.com/office/drawing/2016/5/10/chartex" xmlns:cx5="http://schemas.microsoft.com/office/drawing/2016/5/11/chartex" xmlns:cx6="http://schemas.microsoft.com/office/drawing/2016/5/12/chartex" xmlns:cx7="http://schemas.microsoft.com/office/drawing/2016/5/13/chartex" xmlns:cx8="http://schemas.microsoft.com/office/drawing/2016/5/14/chartex" xmlns:mc="http://schemas.openxmlformats.org/markup-compatibility/2006" xmlns:aink="http://schemas.microsoft.com/office/drawing/2016/ink" xmlns:am3d="http://schemas.microsoft.com/office/drawing/2017/model3d" xmlns:o="urn:schemas-microsoft-com:office:office" xmlns:oel="http://schemas.microsoft.com/office/2019/extlst" xmlns:r="http://schemas.openxmlformats.org/officeDocument/2006/relationships" xmlns:m="http://schemas.openxmlformats.org/officeDocument/2006/math" xmlns:v="urn:schemas-microsoft-com:vml" xmlns:wp14="http://schemas.microsoft.com/office/word/2010/wordprocessingDrawing" xmlns:wp="http://schemas.openxmlformats.org/drawingml/2006/wordprocessingDrawing" xmlns:w10="urn:schemas-microsoft-com:office:word" xmlns:w="http://schemas.openxmlformats.org/wordprocessingml/2006/main" xmlns:w14="http://schemas.microsoft.com/office/word/2010/wordml" xmlns:w15="http://schemas.microsoft.com/office/word/2012/wordml" xmlns:w16cex="http://schemas.microsoft.com/office/word/2018/wordml/cex" xmlns:w16cid="http://schemas.microsoft.com/office/word/2016/wordml/cid" xmlns:w16="http://schemas.microsoft.com/office/word/2018/wordml" xmlns:w16du="http://schemas.microsoft.com/office/word/2023/wordml/word16du" xmlns:w16sdtdh="http://schemas.microsoft.com/office/word/2020/wordml/sdtdatahash" xmlns:w16sdtfl="http://schemas.microsoft.com/office/word/2024/wordml/sdtformatlock" xmlns:w16se="http://schemas.microsoft.com/office/word/2015/wordml/symex" xmlns:wpg="http://schemas.microsoft.com/office/word/2010/wordprocessingGroup" xmlns:wpi="http://schemas.microsoft.com/office/word/2010/wordprocessingInk" xmlns:wne="http://schemas.microsoft.com/office/word/2006/wordml" xmlns:wps="http://schemas.microsoft.com/office/word/2010/wordprocessingShape" mc:Ignorable="w14 w15 w16se w16cid w16 w16cex w16sdtdh w16sdtfl w16du wp14">
+<w:numbering xmlns:wpc="http://schemas.microsoft.com/office/word/2010/wordprocessingCanvas" xmlns:cx="http://schemas.microsoft.com/office/drawing/2014/chartex" xmlns:cx1="http://schemas.microsoft.com/office/drawing/2015/9/8/chartex" xmlns:mc="http://schemas.openxmlformats.org/markup-compatibility/2006" xmlns:o="urn:schemas-microsoft-com:office:office" xmlns:r="http://schemas.openxmlformats.org/officeDocument/2006/relationships" xmlns:m="http://schemas.openxmlformats.org/officeDocument/2006/math" xmlns:v="urn:schemas-microsoft-com:vml" xmlns:wp14="http://schemas.microsoft.com/office/word/2010/wordprocessingDrawing" xmlns:wp="http://schemas.openxmlformats.org/drawingml/2006/wordprocessingDrawing" xmlns:w10="urn:schemas-microsoft-com:office:word" xmlns:w="http://schemas.openxmlformats.org/wordprocessingml/2006/main" xmlns:w14="http://schemas.microsoft.com/office/word/2010/wordml" xmlns:w15="http://schemas.microsoft.com/office/word/2012/wordml" xmlns:w16se="http://schemas.microsoft.com/office/word/2015/wordml/symex" xmlns:wpg="http://schemas.microsoft.com/office/word/2010/wordprocessingGroup" xmlns:wpi="http://schemas.microsoft.com/office/word/2010/wordprocessingInk" xmlns:wne="http://schemas.microsoft.com/office/word/2006/wordml" xmlns:wps="http://schemas.microsoft.com/office/word/2010/wordprocessingShape" mc:Ignorable="w14 w15 w16se wp14">
   <w:abstractNum w:abstractNumId="0" w15:restartNumberingAfterBreak="0">
     <w:nsid w:val="079350C4"/>
     <w:multiLevelType w:val="hybridMultilevel"/>
@@ -1246,6 +1755,95 @@
     </w:lvl>
   </w:abstractNum>
   <w:abstractNum w:abstractNumId="1" w15:restartNumberingAfterBreak="0">
+    <w:nsid w:val="0B113E59"/>
+    <w:multiLevelType w:val="hybridMultilevel"/>
+    <w:tmpl w:val="433CE528"/>
+    <w:lvl w:ilvl="0" w:tplc="BF3CEACC">
+      <w:start w:val="1"/>
+      <w:numFmt w:val="decimal"/>
+      <w:lvlText w:val="%1."/>
+      <w:lvlJc w:val="left"/>
+      <w:pPr>
+        <w:ind w:left="1069" w:hanging="360"/>
+      </w:pPr>
+      <w:rPr>
+        <w:rFonts w:hint="default"/>
+      </w:rPr>
+    </w:lvl>
+    <w:lvl w:ilvl="1" w:tplc="04190019" w:tentative="1">
+      <w:start w:val="1"/>
+      <w:numFmt w:val="lowerLetter"/>
+      <w:lvlText w:val="%2."/>
+      <w:lvlJc w:val="left"/>
+      <w:pPr>
+        <w:ind w:left="1789" w:hanging="360"/>
+      </w:pPr>
+    </w:lvl>
+    <w:lvl w:ilvl="2" w:tplc="0419001B" w:tentative="1">
+      <w:start w:val="1"/>
+      <w:numFmt w:val="lowerRoman"/>
+      <w:lvlText w:val="%3."/>
+      <w:lvlJc w:val="right"/>
+      <w:pPr>
+        <w:ind w:left="2509" w:hanging="180"/>
+      </w:pPr>
+    </w:lvl>
+    <w:lvl w:ilvl="3" w:tplc="0419000F" w:tentative="1">
+      <w:start w:val="1"/>
+      <w:numFmt w:val="decimal"/>
+      <w:lvlText w:val="%4."/>
+      <w:lvlJc w:val="left"/>
+      <w:pPr>
+        <w:ind w:left="3229" w:hanging="360"/>
+      </w:pPr>
+    </w:lvl>
+    <w:lvl w:ilvl="4" w:tplc="04190019" w:tentative="1">
+      <w:start w:val="1"/>
+      <w:numFmt w:val="lowerLetter"/>
+      <w:lvlText w:val="%5."/>
+      <w:lvlJc w:val="left"/>
+      <w:pPr>
+        <w:ind w:left="3949" w:hanging="360"/>
+      </w:pPr>
+    </w:lvl>
+    <w:lvl w:ilvl="5" w:tplc="0419001B" w:tentative="1">
+      <w:start w:val="1"/>
+      <w:numFmt w:val="lowerRoman"/>
+      <w:lvlText w:val="%6."/>
+      <w:lvlJc w:val="right"/>
+      <w:pPr>
+        <w:ind w:left="4669" w:hanging="180"/>
+      </w:pPr>
+    </w:lvl>
+    <w:lvl w:ilvl="6" w:tplc="0419000F" w:tentative="1">
+      <w:start w:val="1"/>
+      <w:numFmt w:val="decimal"/>
+      <w:lvlText w:val="%7."/>
+      <w:lvlJc w:val="left"/>
+      <w:pPr>
+        <w:ind w:left="5389" w:hanging="360"/>
+      </w:pPr>
+    </w:lvl>
+    <w:lvl w:ilvl="7" w:tplc="04190019" w:tentative="1">
+      <w:start w:val="1"/>
+      <w:numFmt w:val="lowerLetter"/>
+      <w:lvlText w:val="%8."/>
+      <w:lvlJc w:val="left"/>
+      <w:pPr>
+        <w:ind w:left="6109" w:hanging="360"/>
+      </w:pPr>
+    </w:lvl>
+    <w:lvl w:ilvl="8" w:tplc="0419001B" w:tentative="1">
+      <w:start w:val="1"/>
+      <w:numFmt w:val="lowerRoman"/>
+      <w:lvlText w:val="%9."/>
+      <w:lvlJc w:val="right"/>
+      <w:pPr>
+        <w:ind w:left="6829" w:hanging="180"/>
+      </w:pPr>
+    </w:lvl>
+  </w:abstractNum>
+  <w:abstractNum w:abstractNumId="2" w15:restartNumberingAfterBreak="0">
     <w:nsid w:val="174E30DC"/>
     <w:multiLevelType w:val="hybridMultilevel"/>
     <w:tmpl w:val="2C98142C"/>
@@ -1331,7 +1929,7 @@
       </w:pPr>
     </w:lvl>
   </w:abstractNum>
-  <w:abstractNum w:abstractNumId="2" w15:restartNumberingAfterBreak="0">
+  <w:abstractNum w:abstractNumId="3" w15:restartNumberingAfterBreak="0">
     <w:nsid w:val="26747462"/>
     <w:multiLevelType w:val="hybridMultilevel"/>
     <w:tmpl w:val="C568E22E"/>
@@ -1420,7 +2018,7 @@
       </w:pPr>
     </w:lvl>
   </w:abstractNum>
-  <w:abstractNum w:abstractNumId="3" w15:restartNumberingAfterBreak="0">
+  <w:abstractNum w:abstractNumId="4" w15:restartNumberingAfterBreak="0">
     <w:nsid w:val="2FE47379"/>
     <w:multiLevelType w:val="hybridMultilevel"/>
     <w:tmpl w:val="77849B20"/>
@@ -1506,7 +2104,7 @@
       </w:pPr>
     </w:lvl>
   </w:abstractNum>
-  <w:abstractNum w:abstractNumId="4" w15:restartNumberingAfterBreak="0">
+  <w:abstractNum w:abstractNumId="5" w15:restartNumberingAfterBreak="0">
     <w:nsid w:val="3AC25FE1"/>
     <w:multiLevelType w:val="multilevel"/>
     <w:tmpl w:val="2FBE1454"/>
@@ -1655,7 +2253,7 @@
       </w:rPr>
     </w:lvl>
   </w:abstractNum>
-  <w:abstractNum w:abstractNumId="5" w15:restartNumberingAfterBreak="0">
+  <w:abstractNum w:abstractNumId="6" w15:restartNumberingAfterBreak="0">
     <w:nsid w:val="417D0FAB"/>
     <w:multiLevelType w:val="hybridMultilevel"/>
     <w:tmpl w:val="6AF82510"/>
@@ -1746,7 +2344,7 @@
       </w:pPr>
     </w:lvl>
   </w:abstractNum>
-  <w:abstractNum w:abstractNumId="6" w15:restartNumberingAfterBreak="0">
+  <w:abstractNum w:abstractNumId="7" w15:restartNumberingAfterBreak="0">
     <w:nsid w:val="46E76008"/>
     <w:multiLevelType w:val="hybridMultilevel"/>
     <w:tmpl w:val="E034C16E"/>
@@ -1835,7 +2433,7 @@
       </w:pPr>
     </w:lvl>
   </w:abstractNum>
-  <w:abstractNum w:abstractNumId="7" w15:restartNumberingAfterBreak="0">
+  <w:abstractNum w:abstractNumId="8" w15:restartNumberingAfterBreak="0">
     <w:nsid w:val="644E4A24"/>
     <w:multiLevelType w:val="hybridMultilevel"/>
     <w:tmpl w:val="6C8808C2"/>
@@ -1926,7 +2524,7 @@
       </w:pPr>
     </w:lvl>
   </w:abstractNum>
-  <w:abstractNum w:abstractNumId="8" w15:restartNumberingAfterBreak="0">
+  <w:abstractNum w:abstractNumId="9" w15:restartNumberingAfterBreak="0">
     <w:nsid w:val="66633A91"/>
     <w:multiLevelType w:val="hybridMultilevel"/>
     <w:tmpl w:val="2FDEA27C"/>
@@ -2012,7 +2610,7 @@
       </w:pPr>
     </w:lvl>
   </w:abstractNum>
-  <w:abstractNum w:abstractNumId="9" w15:restartNumberingAfterBreak="0">
+  <w:abstractNum w:abstractNumId="10" w15:restartNumberingAfterBreak="0">
     <w:nsid w:val="734E36F5"/>
     <w:multiLevelType w:val="hybridMultilevel"/>
     <w:tmpl w:val="3D949F74"/>
@@ -2098,25 +2696,25 @@
       </w:pPr>
     </w:lvl>
   </w:abstractNum>
-  <w:num w:numId="1" w16cid:durableId="857964271">
-    <w:abstractNumId w:val="4"/>
+  <w:num w:numId="1">
+    <w:abstractNumId w:val="5"/>
   </w:num>
-  <w:num w:numId="2" w16cid:durableId="2133937398">
-    <w:abstractNumId w:val="1"/>
+  <w:num w:numId="2">
+    <w:abstractNumId w:val="2"/>
   </w:num>
-  <w:num w:numId="3" w16cid:durableId="958032010">
+  <w:num w:numId="3">
+    <w:abstractNumId w:val="8"/>
+  </w:num>
+  <w:num w:numId="4">
+    <w:abstractNumId w:val="6"/>
+  </w:num>
+  <w:num w:numId="5">
+    <w:abstractNumId w:val="3"/>
+  </w:num>
+  <w:num w:numId="6">
     <w:abstractNumId w:val="7"/>
   </w:num>
-  <w:num w:numId="4" w16cid:durableId="2173068">
-    <w:abstractNumId w:val="5"/>
-  </w:num>
-  <w:num w:numId="5" w16cid:durableId="1142576589">
-    <w:abstractNumId w:val="2"/>
-  </w:num>
-  <w:num w:numId="6" w16cid:durableId="847794417">
-    <w:abstractNumId w:val="6"/>
-  </w:num>
-  <w:num w:numId="7" w16cid:durableId="1282420162">
+  <w:num w:numId="7">
     <w:abstractNumId w:val="0"/>
     <w:lvlOverride w:ilvl="0">
       <w:startOverride w:val="1"/>
@@ -2146,23 +2744,26 @@
       <w:startOverride w:val="1"/>
     </w:lvlOverride>
   </w:num>
-  <w:num w:numId="8" w16cid:durableId="1390378464">
+  <w:num w:numId="8">
     <w:abstractNumId w:val="0"/>
   </w:num>
-  <w:num w:numId="9" w16cid:durableId="1599825997">
-    <w:abstractNumId w:val="3"/>
+  <w:num w:numId="9">
+    <w:abstractNumId w:val="4"/>
   </w:num>
-  <w:num w:numId="10" w16cid:durableId="1782148095">
+  <w:num w:numId="10">
+    <w:abstractNumId w:val="10"/>
+  </w:num>
+  <w:num w:numId="11">
     <w:abstractNumId w:val="9"/>
   </w:num>
-  <w:num w:numId="11" w16cid:durableId="29037481">
-    <w:abstractNumId w:val="8"/>
+  <w:num w:numId="12">
+    <w:abstractNumId w:val="1"/>
   </w:num>
 </w:numbering>
 </file>
 
 <file path=word/styles.xml><?xml version="1.0" encoding="utf-8"?>
-<w:styles xmlns:mc="http://schemas.openxmlformats.org/markup-compatibility/2006" xmlns:r="http://schemas.openxmlformats.org/officeDocument/2006/relationships" xmlns:w="http://schemas.openxmlformats.org/wordprocessingml/2006/main" xmlns:w14="http://schemas.microsoft.com/office/word/2010/wordml" xmlns:w15="http://schemas.microsoft.com/office/word/2012/wordml" xmlns:w16cex="http://schemas.microsoft.com/office/word/2018/wordml/cex" xmlns:w16cid="http://schemas.microsoft.com/office/word/2016/wordml/cid" xmlns:w16="http://schemas.microsoft.com/office/word/2018/wordml" xmlns:w16du="http://schemas.microsoft.com/office/word/2023/wordml/word16du" xmlns:w16sdtdh="http://schemas.microsoft.com/office/word/2020/wordml/sdtdatahash" xmlns:w16sdtfl="http://schemas.microsoft.com/office/word/2024/wordml/sdtformatlock" xmlns:w16se="http://schemas.microsoft.com/office/word/2015/wordml/symex" mc:Ignorable="w14 w15 w16se w16cid w16 w16cex w16sdtdh w16sdtfl w16du">
+<w:styles xmlns:mc="http://schemas.openxmlformats.org/markup-compatibility/2006" xmlns:r="http://schemas.openxmlformats.org/officeDocument/2006/relationships" xmlns:w="http://schemas.openxmlformats.org/wordprocessingml/2006/main" xmlns:w14="http://schemas.microsoft.com/office/word/2010/wordml" xmlns:w15="http://schemas.microsoft.com/office/word/2012/wordml" xmlns:w16se="http://schemas.microsoft.com/office/word/2015/wordml/symex" mc:Ignorable="w14 w15 w16se">
   <w:docDefaults>
     <w:rPrDefault>
       <w:rPr>
@@ -2178,7 +2779,7 @@
       </w:pPr>
     </w:pPrDefault>
   </w:docDefaults>
-  <w:latentStyles w:defLockedState="0" w:defUIPriority="99" w:defSemiHidden="0" w:defUnhideWhenUsed="0" w:defQFormat="0" w:count="376">
+  <w:latentStyles w:defLockedState="0" w:defUIPriority="99" w:defSemiHidden="0" w:defUnhideWhenUsed="0" w:defQFormat="0" w:count="371">
     <w:lsdException w:name="Normal" w:uiPriority="0" w:qFormat="1"/>
     <w:lsdException w:name="heading 1" w:uiPriority="9" w:qFormat="1"/>
     <w:lsdException w:name="heading 2" w:semiHidden="1" w:uiPriority="9" w:unhideWhenUsed="1" w:qFormat="1"/>
@@ -2550,11 +3151,6 @@
     <w:lsdException w:name="List Table 5 Dark Accent 6" w:uiPriority="50"/>
     <w:lsdException w:name="List Table 6 Colorful Accent 6" w:uiPriority="51"/>
     <w:lsdException w:name="List Table 7 Colorful Accent 6" w:uiPriority="52"/>
-    <w:lsdException w:name="Mention" w:semiHidden="1" w:unhideWhenUsed="1"/>
-    <w:lsdException w:name="Smart Hyperlink" w:semiHidden="1" w:unhideWhenUsed="1"/>
-    <w:lsdException w:name="Hashtag" w:semiHidden="1" w:unhideWhenUsed="1"/>
-    <w:lsdException w:name="Unresolved Mention" w:semiHidden="1" w:unhideWhenUsed="1"/>
-    <w:lsdException w:name="Smart Link" w:semiHidden="1" w:unhideWhenUsed="1"/>
   </w:latentStyles>
   <w:style w:type="paragraph" w:default="1" w:styleId="a">
     <w:name w:val="Normal"/>
@@ -2822,17 +3418,18 @@
   </w:style>
   <w:style w:type="paragraph" w:styleId="11">
     <w:name w:val="toc 1"/>
-    <w:basedOn w:val="a"/>
+    <w:basedOn w:val="af0"/>
     <w:next w:val="a"/>
     <w:autoRedefine/>
     <w:uiPriority w:val="39"/>
     <w:unhideWhenUsed/>
-    <w:rsid w:val="00807082"/>
+    <w:rsid w:val="00DB3409"/>
     <w:pPr>
       <w:spacing w:after="100"/>
+      <w:ind w:firstLine="0"/>
     </w:pPr>
   </w:style>
-  <w:style w:type="character" w:styleId="af0">
+  <w:style w:type="character" w:styleId="af1">
     <w:name w:val="FollowedHyperlink"/>
     <w:basedOn w:val="a0"/>
     <w:uiPriority w:val="99"/>
@@ -2871,15 +3468,14 @@
   </w:style>
   <w:style w:type="paragraph" w:styleId="21">
     <w:name w:val="toc 2"/>
-    <w:basedOn w:val="a"/>
+    <w:basedOn w:val="af0"/>
     <w:next w:val="a"/>
     <w:autoRedefine/>
     <w:uiPriority w:val="39"/>
     <w:unhideWhenUsed/>
-    <w:rsid w:val="008251F7"/>
+    <w:rsid w:val="00DB3409"/>
     <w:pPr>
       <w:spacing w:after="100"/>
-      <w:ind w:left="220"/>
     </w:pPr>
   </w:style>
   <w:style w:type="paragraph" w:customStyle="1" w:styleId="paragraph">
@@ -2911,6 +3507,67 @@
       <w:sz w:val="20"/>
       <w:szCs w:val="20"/>
       <w:lang w:eastAsia="ru-RU"/>
+    </w:rPr>
+  </w:style>
+  <w:style w:type="paragraph" w:customStyle="1" w:styleId="af2">
+    <w:name w:val="Гост Заголовок"/>
+    <w:basedOn w:val="1"/>
+    <w:link w:val="af3"/>
+    <w:qFormat/>
+    <w:rsid w:val="00181D75"/>
+    <w:pPr>
+      <w:ind w:firstLine="0"/>
+      <w:jc w:val="center"/>
+    </w:pPr>
+    <w:rPr>
+      <w:bCs/>
+    </w:rPr>
+  </w:style>
+  <w:style w:type="character" w:customStyle="1" w:styleId="af3">
+    <w:name w:val="Гост Заголовок Знак"/>
+    <w:basedOn w:val="a0"/>
+    <w:link w:val="af2"/>
+    <w:rsid w:val="00181D75"/>
+    <w:rPr>
+      <w:rFonts w:ascii="Times New Roman" w:eastAsiaTheme="majorEastAsia" w:hAnsi="Times New Roman" w:cstheme="majorBidi"/>
+      <w:b/>
+      <w:bCs/>
+      <w:sz w:val="28"/>
+      <w:szCs w:val="32"/>
+    </w:rPr>
+  </w:style>
+  <w:style w:type="paragraph" w:customStyle="1" w:styleId="22">
+    <w:name w:val="Гост Заголовок 2"/>
+    <w:basedOn w:val="af2"/>
+    <w:qFormat/>
+    <w:rsid w:val="00181D75"/>
+  </w:style>
+  <w:style w:type="paragraph" w:customStyle="1" w:styleId="af0">
+    <w:name w:val="ГОСТ Обычный текст"/>
+    <w:basedOn w:val="a"/>
+    <w:link w:val="af4"/>
+    <w:qFormat/>
+    <w:rsid w:val="00181D75"/>
+    <w:pPr>
+      <w:spacing w:after="0" w:line="360" w:lineRule="auto"/>
+      <w:ind w:firstLine="709"/>
+      <w:jc w:val="both"/>
+    </w:pPr>
+    <w:rPr>
+      <w:rFonts w:ascii="Times New Roman" w:hAnsi="Times New Roman" w:cs="Times New Roman"/>
+      <w:sz w:val="28"/>
+      <w:szCs w:val="28"/>
+    </w:rPr>
+  </w:style>
+  <w:style w:type="character" w:customStyle="1" w:styleId="af4">
+    <w:name w:val="ГОСТ Обычный текст Знак"/>
+    <w:basedOn w:val="a0"/>
+    <w:link w:val="af0"/>
+    <w:rsid w:val="00181D75"/>
+    <w:rPr>
+      <w:rFonts w:ascii="Times New Roman" w:hAnsi="Times New Roman" w:cs="Times New Roman"/>
+      <w:sz w:val="28"/>
+      <w:szCs w:val="28"/>
     </w:rPr>
   </w:style>
 </w:styles>
@@ -3216,7 +3873,7 @@
 </file>
 
 <file path=customXml/itemProps1.xml><?xml version="1.0" encoding="utf-8"?>
-<ds:datastoreItem xmlns:ds="http://schemas.openxmlformats.org/officeDocument/2006/customXml" ds:itemID="{EC9C911A-5054-45E6-B536-5ECE4D14DDE9}">
+<ds:datastoreItem xmlns:ds="http://schemas.openxmlformats.org/officeDocument/2006/customXml" ds:itemID="{E1684BC9-9FF1-4BC7-A38E-DB3BA2221895}">
   <ds:schemaRefs>
     <ds:schemaRef ds:uri="http://schemas.openxmlformats.org/officeDocument/2006/bibliography"/>
   </ds:schemaRefs>
